--- a/Volume 1/Chapter 10 - Data Structures/SPA_Vol1_Ch10_Lesson10_4_Stacks.docx
+++ b/Volume 1/Chapter 10 - Data Structures/SPA_Vol1_Ch10_Lesson10_4_Stacks.docx
@@ -512,6 +512,7 @@
         <w:pStyle w:val="ListBullet"/>
       </w:pPr>
       <w:r>
+        <w:lastRenderedPageBreak/>
         <w:t>A change that changes nothing, such as setting log_level to debug when it is already debug, is not pushed, so an undo never spends a step undoing nothing.</w:t>
       </w:r>
     </w:p>
@@ -1820,15 +1821,15 @@
         <w:pStyle w:val="SourceCode"/>
       </w:pPr>
       <w:r>
-        <w:t>// there. Remember, a map finds a value by its key: C has no map, so the</w:t>
-      </w:r>
-    </w:p>
-    <w:p>
-      <w:pPr>
-        <w:pStyle w:val="SourceCode"/>
-      </w:pPr>
-      <w:r>
-        <w:t>// names and their values are two arrays side by side, as in Lesson 2.8.</w:t>
+        <w:t>// there. Remember, a map finds a value by its key: C has no map, so names</w:t>
+      </w:r>
+    </w:p>
+    <w:p>
+      <w:pPr>
+        <w:pStyle w:val="SourceCode"/>
+      </w:pPr>
+      <w:r>
+        <w:t>// and values are two arrays side by side, and C text equality is strcmp == 0.</w:t>
       </w:r>
     </w:p>
     <w:p>
@@ -4407,23 +4408,23 @@
         <w:pStyle w:val="SourceCode"/>
       </w:pPr>
       <w:r>
-        <w:t>// a value by its key; std::map keeps its keys in sorted order, so the</w:t>
-      </w:r>
-    </w:p>
-    <w:p>
-      <w:pPr>
-        <w:pStyle w:val="SourceCode"/>
-      </w:pPr>
-      <w:r>
-        <w:t>// order never changes. Remember, const &amp; reads the caller's map without a</w:t>
-      </w:r>
-    </w:p>
-    <w:p>
-      <w:pPr>
-        <w:pStyle w:val="SourceCode"/>
-      </w:pPr>
-      <w:r>
-        <w:t>// copy.</w:t>
+        <w:t>// a value by its key; std::map keeps its keys in sorted order. Remember,</w:t>
+      </w:r>
+    </w:p>
+    <w:p>
+      <w:pPr>
+        <w:pStyle w:val="SourceCode"/>
+      </w:pPr>
+      <w:r>
+        <w:t>// const &amp; reads the caller's map without a copy, and each entry gives a</w:t>
+      </w:r>
+    </w:p>
+    <w:p>
+      <w:pPr>
+        <w:pStyle w:val="SourceCode"/>
+      </w:pPr>
+      <w:r>
+        <w:t>// key (first) together with its value (second).</w:t>
       </w:r>
     </w:p>
     <w:p>
@@ -6688,15 +6689,15 @@
         <w:pStyle w:val="SourceCode"/>
       </w:pPr>
       <w:r>
-        <w:t xml:space="preserve">    // finds a value by its key; SortedDictionary keeps its keys in sorted</w:t>
-      </w:r>
-    </w:p>
-    <w:p>
-      <w:pPr>
-        <w:pStyle w:val="SourceCode"/>
-      </w:pPr>
-      <w:r>
-        <w:t xml:space="preserve">    // order, so the order never changes.</w:t>
+        <w:t xml:space="preserve">    // finds a value by its key; SortedDictionary keeps its keys sorted, and</w:t>
+      </w:r>
+    </w:p>
+    <w:p>
+      <w:pPr>
+        <w:pStyle w:val="SourceCode"/>
+      </w:pPr>
+      <w:r>
+        <w:t xml:space="preserve">    // each entry gives a key (Key) together with its value (Value).</w:t>
       </w:r>
     </w:p>
     <w:p>
@@ -6821,7 +6822,7 @@
         <w:pStyle w:val="SourceCode"/>
       </w:pPr>
       <w:r>
-        <w:t xml:space="preserve">    // touched, so a push is one step however many changes the stack holds.</w:t>
+        <w:t xml:space="preserve">    // touched: one step, apart from a rare copy to grow (Lesson 10.2).</w:t>
       </w:r>
     </w:p>
     <w:p>
@@ -7864,31 +7865,31 @@
         <w:pStyle w:val="SourceCode"/>
       </w:pPr>
       <w:r>
-        <w:t xml:space="preserve">    // is refused instead of stopping the program. A change that would not</w:t>
-      </w:r>
-    </w:p>
-    <w:p>
-      <w:pPr>
-        <w:pStyle w:val="SourceCode"/>
-      </w:pPr>
-      <w:r>
-        <w:t xml:space="preserve">    // change anything is not pushed, so undo never wastes a step on it.</w:t>
-      </w:r>
-    </w:p>
-    <w:p>
-      <w:pPr>
-        <w:pStyle w:val="SourceCode"/>
-      </w:pPr>
-      <w:r>
-        <w:t xml:space="preserve">    // Stack grows as needed, so there is no full check here; C's fixed</w:t>
-      </w:r>
-    </w:p>
-    <w:p>
-      <w:pPr>
-        <w:pStyle w:val="SourceCode"/>
-      </w:pPr>
-      <w:r>
-        <w:t xml:space="preserve">    // array needs one.</w:t>
+        <w:t xml:space="preserve">    // is refused instead of stopping the program; out marks oldValue, which</w:t>
+      </w:r>
+    </w:p>
+    <w:p>
+      <w:pPr>
+        <w:pStyle w:val="SourceCode"/>
+      </w:pPr>
+      <w:r>
+        <w:t xml:space="preserve">    // the call fills in. A change that changes nothing is not pushed, so</w:t>
+      </w:r>
+    </w:p>
+    <w:p>
+      <w:pPr>
+        <w:pStyle w:val="SourceCode"/>
+      </w:pPr>
+      <w:r>
+        <w:t xml:space="preserve">    // undo never wastes a step on it. Stack grows as needed, so there is no</w:t>
+      </w:r>
+    </w:p>
+    <w:p>
+      <w:pPr>
+        <w:pStyle w:val="SourceCode"/>
+      </w:pPr>
+      <w:r>
+        <w:t xml:space="preserve">    // full check here; C's fixed array needs one.</w:t>
       </w:r>
     </w:p>
     <w:p>
@@ -9260,15 +9261,15 @@
         <w:pStyle w:val="SourceCode"/>
       </w:pPr>
       <w:r>
-        <w:t>// end of the slice is touched, so a push is one step however many changes</w:t>
-      </w:r>
-    </w:p>
-    <w:p>
-      <w:pPr>
-        <w:pStyle w:val="SourceCode"/>
-      </w:pPr>
-      <w:r>
-        <w:t>// the stack holds. Remember, &amp; takes an address and * follows it: changes</w:t>
+        <w:t>// end of the slice is touched: one step, apart from a rare copy to grow</w:t>
+      </w:r>
+    </w:p>
+    <w:p>
+      <w:pPr>
+        <w:pStyle w:val="SourceCode"/>
+      </w:pPr>
+      <w:r>
+        <w:t>// (Lesson 10.2). Remember, &amp; takes an address and * follows it: changes</w:t>
       </w:r>
     </w:p>
     <w:p>
@@ -10541,7 +10542,7 @@
         <w:pStyle w:val="SourceCode"/>
       </w:pPr>
       <w:r>
-        <w:t>// Remember, changes[:len(changes)-1] is every item but the last.</w:t>
+        <w:t>// Remember, (*changes) follows the pointer; [:len(*changes)-1] drops the top.</w:t>
       </w:r>
     </w:p>
     <w:p>
@@ -11434,23 +11435,23 @@
         <w:pStyle w:val="SourceCode"/>
       </w:pPr>
       <w:r>
-        <w:t># end of the list is touched, so a push is one step however many changes</w:t>
-      </w:r>
-    </w:p>
-    <w:p>
-      <w:pPr>
-        <w:pStyle w:val="SourceCode"/>
-      </w:pPr>
-      <w:r>
-        <w:t># the stack holds. Remember, a list passed to a function is the caller's</w:t>
-      </w:r>
-    </w:p>
-    <w:p>
-      <w:pPr>
-        <w:pStyle w:val="SourceCode"/>
-      </w:pPr>
-      <w:r>
-        <w:t># own list.</w:t>
+        <w:t># end of the list is touched: one step, apart from a rare copy to grow</w:t>
+      </w:r>
+    </w:p>
+    <w:p>
+      <w:pPr>
+        <w:pStyle w:val="SourceCode"/>
+      </w:pPr>
+      <w:r>
+        <w:t># (Lesson 10.2). Remember, a list passed to a function is the caller's</w:t>
+      </w:r>
+    </w:p>
+    <w:p>
+      <w:pPr>
+        <w:pStyle w:val="SourceCode"/>
+      </w:pPr>
+      <w:r>
+        <w:t># own list, and side-by-side literals join.</w:t>
       </w:r>
     </w:p>
     <w:p>
@@ -12263,23 +12264,23 @@
         <w:pStyle w:val="SourceCode"/>
       </w:pPr>
       <w:r>
-        <w:t># the program with a KeyError. A change that would not change anything is</w:t>
-      </w:r>
-    </w:p>
-    <w:p>
-      <w:pPr>
-        <w:pStyle w:val="SourceCode"/>
-      </w:pPr>
-      <w:r>
-        <w:t># not pushed, so undo never wastes a step on it. A list grows as needed,</w:t>
-      </w:r>
-    </w:p>
-    <w:p>
-      <w:pPr>
-        <w:pStyle w:val="SourceCode"/>
-      </w:pPr>
-      <w:r>
-        <w:t># so there is no full check here; C's fixed array needs one.</w:t>
+        <w:t># the program with a KeyError. A change that changes nothing is not pushed,</w:t>
+      </w:r>
+    </w:p>
+    <w:p>
+      <w:pPr>
+        <w:pStyle w:val="SourceCode"/>
+      </w:pPr>
+      <w:r>
+        <w:t># so undo never wastes a step on it. A list grows as needed, so there is no</w:t>
+      </w:r>
+    </w:p>
+    <w:p>
+      <w:pPr>
+        <w:pStyle w:val="SourceCode"/>
+      </w:pPr>
+      <w:r>
+        <w:t># full check; C's fixed array needs one. Remember, side-by-side literals join.</w:t>
       </w:r>
     </w:p>
     <w:p>
@@ -13055,7 +13056,7 @@
         <w:pStyle w:val="ListBullet"/>
       </w:pPr>
       <w:r>
-        <w:t>append, [-1], and pop() all work at the end of the list, so each is one step. pop(0) works at the front: it takes the bottom item and moves every later item down one place (Lesson 10.2), so a list used from the front is slow and is not a stack.</w:t>
+        <w:t>append, [-1], and pop() all work at the end of the list, so each is one step, except when append must grow the list (Lesson 10.2). pop(0) works at the front: it takes the bottom item and moves every later item down one place (Lesson 10.2), so a list used from the front is slow and is not a stack.</w:t>
       </w:r>
     </w:p>
     <w:p>
@@ -13426,15 +13427,15 @@
         <w:pStyle w:val="SourceCode"/>
       </w:pPr>
       <w:r>
-        <w:t>// is push. Only the end of the array is touched, so a push is one step</w:t>
-      </w:r>
-    </w:p>
-    <w:p>
-      <w:pPr>
-        <w:pStyle w:val="SourceCode"/>
-      </w:pPr>
-      <w:r>
-        <w:t>// however many changes the stack holds. Remember, an array passed to a</w:t>
+        <w:t>// is push. Only the end of the array is touched: one step, apart from a</w:t>
+      </w:r>
+    </w:p>
+    <w:p>
+      <w:pPr>
+        <w:pStyle w:val="SourceCode"/>
+      </w:pPr>
+      <w:r>
+        <w:t>// rare copy to grow (Lesson 10.2). Remember, an array passed to a</w:t>
       </w:r>
     </w:p>
     <w:p>
@@ -15287,7 +15288,7 @@
         <w:pStyle w:val="ListBullet"/>
       </w:pPr>
       <w:r>
-        <w:t>push and pop() work at the end of the array, so each is one step. shift() and unshift() work at the front and move every other item (Lesson 10.2), so they are not stack operations.</w:t>
+        <w:t>push and pop() work at the end of the array, so each is one step, except when push must grow the array (Lesson 10.2). shift() and unshift() work at the front and move every other item (Lesson 10.2), so they are not stack operations.</w:t>
       </w:r>
     </w:p>
     <w:p>
@@ -16949,31 +16950,31 @@
       </w:rPr>
     </w:lvl>
   </w:abstractNum>
-  <w:num w:numId="1" w16cid:durableId="1365867701">
+  <w:num w:numId="1" w16cid:durableId="1091662282">
     <w:abstractNumId w:val="8"/>
   </w:num>
-  <w:num w:numId="2" w16cid:durableId="737167121">
+  <w:num w:numId="2" w16cid:durableId="779642072">
     <w:abstractNumId w:val="6"/>
   </w:num>
-  <w:num w:numId="3" w16cid:durableId="861361248">
+  <w:num w:numId="3" w16cid:durableId="1287735929">
     <w:abstractNumId w:val="5"/>
   </w:num>
-  <w:num w:numId="4" w16cid:durableId="1177619712">
+  <w:num w:numId="4" w16cid:durableId="607203766">
     <w:abstractNumId w:val="4"/>
   </w:num>
-  <w:num w:numId="5" w16cid:durableId="1481119608">
+  <w:num w:numId="5" w16cid:durableId="976645151">
     <w:abstractNumId w:val="7"/>
   </w:num>
-  <w:num w:numId="6" w16cid:durableId="76556904">
+  <w:num w:numId="6" w16cid:durableId="727075514">
     <w:abstractNumId w:val="3"/>
   </w:num>
-  <w:num w:numId="7" w16cid:durableId="487523894">
+  <w:num w:numId="7" w16cid:durableId="374812719">
     <w:abstractNumId w:val="2"/>
   </w:num>
-  <w:num w:numId="8" w16cid:durableId="1538812063">
+  <w:num w:numId="8" w16cid:durableId="1061560785">
     <w:abstractNumId w:val="1"/>
   </w:num>
-  <w:num w:numId="9" w16cid:durableId="1739085928">
+  <w:num w:numId="9" w16cid:durableId="1966888788">
     <w:abstractNumId w:val="0"/>
   </w:num>
 </w:numbering>
